--- a/data/revised_2026-10_full/outputs/v2/Core_Mathematics/SS1.3_Quadratic_Expressions_and_Equations/Core_Mathematics_Quadratic_Expressions_and_Equations_SummaryTable.docx
+++ b/data/revised_2026-10_full/outputs/v2/Core_Mathematics/SS1.3_Quadratic_Expressions_and_Equations/Core_Mathematics_Quadratic_Expressions_and_Equations_SummaryTable.docx
@@ -1848,7 +1848,7 @@
         </w:rPr>
         <w:t xml:space="preserve">© 2026 SeaVuria and ARES. This work is licensed under a </w:t>
       </w:r>
-      <w:hyperlink w:history="1" r:id="rIdxgkzj__wowntzp8edfevp">
+      <w:hyperlink w:history="1" r:id="rId-ii4l0dywiqwunlifekct">
         <w:r>
           <w:rPr>
             <w:rFonts w:ascii="Arial" w:cs="Arial" w:eastAsia="Arial" w:hAnsi="Arial"/>
@@ -1868,7 +1868,7 @@
         </w:rPr>
         <w:t xml:space="preserve"> (</w:t>
       </w:r>
-      <w:hyperlink w:history="1" r:id="rId53twfbalsgb88m47wbomy">
+      <w:hyperlink w:history="1" r:id="rIdpqtpvdpd3xpltnum7djbm">
         <w:r>
           <w:rPr>
             <w:rFonts w:ascii="Arial" w:cs="Arial" w:eastAsia="Arial" w:hAnsi="Arial"/>
@@ -1888,7 +1888,7 @@
         </w:rPr>
         <w:t xml:space="preserve">). To view a copy of this license, visit </w:t>
       </w:r>
-      <w:hyperlink w:history="1" r:id="rIdh7t24uktdhddpu1wthrd_">
+      <w:hyperlink w:history="1" r:id="rIdi9tny-b062on7q2nv5tun">
         <w:r>
           <w:rPr>
             <w:rFonts w:ascii="Arial" w:cs="Arial" w:eastAsia="Arial" w:hAnsi="Arial"/>
